--- a/textocorto.docx
+++ b/textocorto.docx
@@ -25,6 +25,7 @@
           <w:u w:val="none"/>
           <w:effect w:val="none"/>
           <w:shd w:fill="auto" w:val="clear"/>
+          <w:lang w:val="es-AR"/>
         </w:rPr>
         <w:t>Fuente</w:t>
       </w:r>
@@ -43,6 +44,7 @@
           <w:u w:val="none"/>
           <w:effect w:val="none"/>
           <w:shd w:fill="auto" w:val="clear"/>
+          <w:lang w:val="es-AR"/>
         </w:rPr>
         <w:t xml:space="preserve">: </w:t>
       </w:r>
@@ -63,6 +65,7 @@
             <w:u w:val="single"/>
             <w:effect w:val="none"/>
             <w:shd w:fill="auto" w:val="clear"/>
+            <w:lang w:val="es-AR"/>
           </w:rPr>
           <w:t>https://www.gbif.org/</w:t>
         </w:r>
@@ -72,10 +75,14 @@
       <w:pPr>
         <w:pStyle w:val="normal1"/>
         <w:spacing w:lineRule="auto" w:line="240" w:before="240" w:after="240"/>
-        <w:rPr/>
-      </w:pPr>
-      <w:r>
-        <w:rPr/>
+        <w:rPr>
+          <w:lang w:val="es-AR"/>
+        </w:rPr>
+      </w:pPr>
+      <w:r>
+        <w:rPr>
+          <w:lang w:val="es-AR"/>
+        </w:rPr>
         <w:t>Mi aplicación muestra información sobre los avistamientos de felinos silvestres en Argentina, a partir de una base de datos con 2019 registros de 9 especies distintas, como el puma, el yaguareté y el ocelote.</w:t>
       </w:r>
     </w:p>
@@ -83,32 +90,80 @@
       <w:pPr>
         <w:pStyle w:val="normal1"/>
         <w:spacing w:lineRule="auto" w:line="240" w:before="240" w:after="240"/>
-        <w:rPr/>
-      </w:pPr>
-      <w:r>
-        <w:rPr/>
-        <w:t>La app tiene tres secciones.</w:t>
+        <w:rPr>
+          <w:lang w:val="es-AR"/>
+        </w:rPr>
+      </w:pPr>
+      <w:r>
+        <w:rPr>
+          <w:lang w:val="es-AR"/>
+        </w:rPr>
+        <w:t>La ap</w:t>
+      </w:r>
+      <w:r>
+        <w:rPr>
+          <w:lang w:val="es-AR"/>
+        </w:rPr>
+        <w:t>licación</w:t>
+      </w:r>
+      <w:r>
+        <w:rPr>
+          <w:lang w:val="es-AR"/>
+        </w:rPr>
+        <w:t xml:space="preserve"> tiene tres secciones.</w:t>
       </w:r>
     </w:p>
     <w:p>
       <w:pPr>
         <w:pStyle w:val="normal1"/>
         <w:spacing w:lineRule="auto" w:line="240" w:before="240" w:after="240"/>
-        <w:rPr/>
-      </w:pPr>
-      <w:r>
-        <w:rPr/>
-        <w:t>En la primera: “Conociendo nuestros datos”, muestro cuántas filas y columnas tiene el dataset, cuáles son sus columnas y qué provincias aparecen en los registros.</w:t>
+        <w:rPr>
+          <w:lang w:val="es-AR"/>
+        </w:rPr>
+      </w:pPr>
+      <w:r>
+        <w:rPr>
+          <w:lang w:val="es-AR"/>
+        </w:rPr>
+        <w:t xml:space="preserve">En la primera: “Conociendo nuestros datos”, muestro </w:t>
+      </w:r>
+      <w:r>
+        <w:rPr>
+          <w:lang w:val="es-AR"/>
+        </w:rPr>
+        <w:t>como está conformada la base de datos</w:t>
+      </w:r>
+      <w:r>
+        <w:rPr>
+          <w:lang w:val="es-AR"/>
+        </w:rPr>
+        <w:t xml:space="preserve">, cuáles son sus columnas y qué provincias aparecen </w:t>
+      </w:r>
+      <w:r>
+        <w:rPr>
+          <w:lang w:val="es-AR"/>
+        </w:rPr>
+        <w:t>avistamientos</w:t>
+      </w:r>
+      <w:r>
+        <w:rPr>
+          <w:lang w:val="es-AR"/>
+        </w:rPr>
+        <w:t>.</w:t>
       </w:r>
     </w:p>
     <w:p>
       <w:pPr>
         <w:pStyle w:val="normal1"/>
         <w:spacing w:lineRule="auto" w:line="240" w:before="240" w:after="240"/>
-        <w:rPr/>
-      </w:pPr>
-      <w:r>
-        <w:rPr/>
+        <w:rPr>
+          <w:lang w:val="es-AR"/>
+        </w:rPr>
+      </w:pPr>
+      <w:r>
+        <w:rPr>
+          <w:lang w:val="es-AR"/>
+        </w:rPr>
         <w:t>En la segunda: “Graficamos”, hice un gráfico de barras con la cantidad de avistamientos por especie, un gráfico de torta con el porcentaje de cada especie y otro de barras con las provincias que más avistamientos tienen.</w:t>
       </w:r>
     </w:p>
@@ -116,10 +171,14 @@
       <w:pPr>
         <w:pStyle w:val="normal1"/>
         <w:spacing w:lineRule="auto" w:line="240" w:before="240" w:after="240"/>
-        <w:rPr/>
-      </w:pPr>
-      <w:r>
-        <w:rPr/>
+        <w:rPr>
+          <w:lang w:val="es-AR"/>
+        </w:rPr>
+      </w:pPr>
+      <w:r>
+        <w:rPr>
+          <w:lang w:val="es-AR"/>
+        </w:rPr>
         <w:t>En la tercera: “Mostramos en mapas”, se puede ver en un mapa del país dónde ocurrieron los avistamientos del puma.</w:t>
       </w:r>
     </w:p>
@@ -127,10 +186,14 @@
       <w:pPr>
         <w:pStyle w:val="normal1"/>
         <w:spacing w:lineRule="auto" w:line="240" w:before="240" w:after="240"/>
-        <w:rPr/>
-      </w:pPr>
-      <w:r>
-        <w:rPr/>
+        <w:rPr>
+          <w:lang w:val="es-AR"/>
+        </w:rPr>
+      </w:pPr>
+      <w:r>
+        <w:rPr>
+          <w:lang w:val="es-AR"/>
+        </w:rPr>
         <w:t>Con esto quiero que cualquier persona pueda explorar los datos de forma fácil y visual, y ver cuáles son las especies y las zonas del país donde más felinos se avistan.</w:t>
       </w:r>
     </w:p>
@@ -155,7 +218,7 @@
         <w:rFonts w:ascii="Arial" w:hAnsi="Arial" w:eastAsia="Arial" w:cs="Arial"/>
         <w:sz w:val="22"/>
         <w:szCs w:val="22"/>
-        <w:lang w:val="en-US" w:eastAsia="zh-CN" w:bidi="hi-IN"/>
+        <w:lang w:val="es-AR" w:eastAsia="zh-CN" w:bidi="hi-IN"/>
       </w:rPr>
     </w:rPrDefault>
     <w:pPrDefault>
@@ -169,6 +232,7 @@
     <w:qFormat/>
     <w:pPr>
       <w:widowControl/>
+      <w:suppressAutoHyphens w:val="true"/>
       <w:bidi w:val="0"/>
       <w:spacing w:lineRule="auto" w:line="276" w:before="0" w:after="0"/>
       <w:jc w:val="left"/>
@@ -306,13 +370,12 @@
     <w:name w:val="Título"/>
     <w:basedOn w:val="Normal"/>
     <w:next w:val="BodyText"/>
-    <w:qFormat/>
     <w:pPr>
       <w:keepNext w:val="true"/>
       <w:spacing w:before="240" w:after="120"/>
     </w:pPr>
     <w:rPr>
-      <w:rFonts w:ascii="Liberation Sans" w:hAnsi="Liberation Sans" w:eastAsia="Noto Sans CJK SC" w:cs="Noto Sans Devanagari"/>
+      <w:rFonts w:ascii="Liberation Sans" w:hAnsi="Liberation Sans" w:eastAsia="Microsoft YaHei" w:cs="Arial"/>
       <w:sz w:val="28"/>
       <w:szCs w:val="28"/>
     </w:rPr>
@@ -352,6 +415,31 @@
   <w:style w:type="paragraph" w:styleId="ndice">
     <w:name w:val="Índice"/>
     <w:basedOn w:val="Normal"/>
+    <w:pPr>
+      <w:suppressLineNumbers/>
+    </w:pPr>
+    <w:rPr>
+      <w:rFonts w:cs="Arial"/>
+    </w:rPr>
+  </w:style>
+  <w:style w:type="paragraph" w:styleId="Ttulouser">
+    <w:name w:val="Título (user)"/>
+    <w:basedOn w:val="Normal"/>
+    <w:next w:val="BodyText"/>
+    <w:qFormat/>
+    <w:pPr>
+      <w:keepNext w:val="true"/>
+      <w:spacing w:before="240" w:after="120"/>
+    </w:pPr>
+    <w:rPr>
+      <w:rFonts w:ascii="Liberation Sans" w:hAnsi="Liberation Sans" w:eastAsia="Noto Sans CJK SC" w:cs="Noto Sans Devanagari"/>
+      <w:sz w:val="28"/>
+      <w:szCs w:val="28"/>
+    </w:rPr>
+  </w:style>
+  <w:style w:type="paragraph" w:styleId="ndiceuser">
+    <w:name w:val="Índice (user)"/>
+    <w:basedOn w:val="Normal"/>
     <w:qFormat/>
     <w:pPr>
       <w:suppressLineNumbers/>
@@ -365,6 +453,7 @@
     <w:qFormat/>
     <w:pPr>
       <w:widowControl/>
+      <w:suppressAutoHyphens w:val="true"/>
       <w:bidi w:val="0"/>
       <w:spacing w:lineRule="auto" w:line="276" w:before="0" w:after="0"/>
       <w:jc w:val="left"/>
@@ -436,34 +525,34 @@
         <a:srgbClr val="000000"/>
       </a:dk1>
       <a:lt1>
-        <a:srgbClr val="ffffff"/>
+        <a:srgbClr val="FFFFFF"/>
       </a:lt1>
       <a:dk2>
-        <a:srgbClr val="1f497d"/>
+        <a:srgbClr val="1F497D"/>
       </a:dk2>
       <a:lt2>
-        <a:srgbClr val="eeece1"/>
+        <a:srgbClr val="EEECE1"/>
       </a:lt2>
       <a:accent1>
-        <a:srgbClr val="4f81bd"/>
+        <a:srgbClr val="4F81BD"/>
       </a:accent1>
       <a:accent2>
-        <a:srgbClr val="c0504d"/>
+        <a:srgbClr val="C0504D"/>
       </a:accent2>
       <a:accent3>
-        <a:srgbClr val="9bbb59"/>
+        <a:srgbClr val="9BBB59"/>
       </a:accent3>
       <a:accent4>
-        <a:srgbClr val="8064a2"/>
+        <a:srgbClr val="8064A2"/>
       </a:accent4>
       <a:accent5>
-        <a:srgbClr val="4bacc6"/>
+        <a:srgbClr val="4BACC6"/>
       </a:accent5>
       <a:accent6>
-        <a:srgbClr val="f79646"/>
+        <a:srgbClr val="F79646"/>
       </a:accent6>
       <a:hlink>
-        <a:srgbClr val="0000ff"/>
+        <a:srgbClr val="0000FF"/>
       </a:hlink>
       <a:folHlink>
         <a:srgbClr val="800080"/>
